--- a/KURIKULUM2026_REVISI/009D_CPL_KETERAMPILAN_KHUSUS_SISTEKIN.docx
+++ b/KURIKULUM2026_REVISI/009D_CPL_KETERAMPILAN_KHUSUS_SISTEKIN.docx
@@ -4035,7 +4035,7 @@
           <w:color w:val="2E75B6"/>
           <w:sz w:val="23"/>
         </w:rPr>
-        <w:t>3.1 BoK IS2020 (19 Bahan Kajian)</w:t>
+        <w:t>3.1 BoK IS2020 (21 Bahan Kajian)</w:t>
       </w:r>
     </w:p>
     <w:tbl>
@@ -6325,10 +6325,344 @@
           </w:p>
         </w:tc>
       </w:tr>
+      <w:tr>
+        <w:trPr>
+          <w:cantSplit/>
+        </w:trPr>
+        <w:tc>
+          <w:tcPr>
+            <w:tcW w:type="dxa" w:w="2257"/>
+            <w:vAlign w:val="center"/>
+            <w:shd w:fill="F2F5F9"/>
+            <w:tcMar>
+              <w:top w:w="80" w:type="dxa"/>
+              <w:bottom w:w="80" w:type="dxa"/>
+              <w:left w:w="100" w:type="dxa"/>
+              <w:right w:w="100" w:type="dxa"/>
+            </w:tcMar>
+          </w:tcPr>
+          <w:p>
+            <w:pPr>
+              <w:spacing w:before="20" w:after="20" w:line="252" w:lineRule="auto"/>
+              <w:jc w:val="left"/>
+            </w:pPr>
+            <w:r>
+              <w:rPr>
+                <w:rFonts w:ascii="Calibri" w:hAnsi="Calibri"/>
+                <w:color w:val="262626"/>
+                <w:sz w:val="19"/>
+              </w:rPr>
+              <w:t>20</w:t>
+            </w:r>
+          </w:p>
+        </w:tc>
+        <w:tc>
+          <w:tcPr>
+            <w:tcW w:type="dxa" w:w="2257"/>
+            <w:vAlign w:val="center"/>
+            <w:shd w:fill="F2F5F9"/>
+            <w:tcMar>
+              <w:top w:w="80" w:type="dxa"/>
+              <w:bottom w:w="80" w:type="dxa"/>
+              <w:left w:w="100" w:type="dxa"/>
+              <w:right w:w="100" w:type="dxa"/>
+            </w:tcMar>
+          </w:tcPr>
+          <w:p>
+            <w:pPr>
+              <w:spacing w:before="20" w:after="20" w:line="252" w:lineRule="auto"/>
+              <w:jc w:val="left"/>
+            </w:pPr>
+            <w:r>
+              <w:rPr>
+                <w:rFonts w:ascii="Calibri" w:hAnsi="Calibri"/>
+                <w:color w:val="262626"/>
+                <w:sz w:val="19"/>
+              </w:rPr>
+              <w:t>BK-IS20</w:t>
+            </w:r>
+          </w:p>
+        </w:tc>
+        <w:tc>
+          <w:tcPr>
+            <w:tcW w:type="dxa" w:w="2257"/>
+            <w:vAlign w:val="center"/>
+            <w:shd w:fill="F2F5F9"/>
+            <w:tcMar>
+              <w:top w:w="80" w:type="dxa"/>
+              <w:bottom w:w="80" w:type="dxa"/>
+              <w:left w:w="100" w:type="dxa"/>
+              <w:right w:w="100" w:type="dxa"/>
+            </w:tcMar>
+          </w:tcPr>
+          <w:p>
+            <w:pPr>
+              <w:spacing w:before="20" w:after="20" w:line="252" w:lineRule="auto"/>
+              <w:jc w:val="left"/>
+            </w:pPr>
+            <w:r>
+              <w:rPr>
+                <w:rFonts w:ascii="Calibri" w:hAnsi="Calibri"/>
+                <w:color w:val="262626"/>
+                <w:sz w:val="19"/>
+              </w:rPr>
+              <w:t>Ethics, Use and Implications for Society</w:t>
+            </w:r>
+          </w:p>
+        </w:tc>
+        <w:tc>
+          <w:tcPr>
+            <w:tcW w:type="dxa" w:w="2257"/>
+            <w:vAlign w:val="center"/>
+            <w:shd w:fill="F2F5F9"/>
+            <w:tcMar>
+              <w:top w:w="80" w:type="dxa"/>
+              <w:bottom w:w="80" w:type="dxa"/>
+              <w:left w:w="100" w:type="dxa"/>
+              <w:right w:w="100" w:type="dxa"/>
+            </w:tcMar>
+          </w:tcPr>
+          <w:p>
+            <w:pPr>
+              <w:spacing w:before="20" w:after="20" w:line="252" w:lineRule="auto"/>
+              <w:jc w:val="left"/>
+            </w:pPr>
+            <w:r>
+              <w:rPr>
+                <w:rFonts w:ascii="Calibri" w:hAnsi="Calibri"/>
+                <w:color w:val="262626"/>
+                <w:sz w:val="19"/>
+              </w:rPr>
+              <w:t>KK4</w:t>
+            </w:r>
+          </w:p>
+        </w:tc>
+      </w:tr>
+      <w:tr>
+        <w:trPr>
+          <w:cantSplit/>
+        </w:trPr>
+        <w:tc>
+          <w:tcPr>
+            <w:tcW w:type="dxa" w:w="2257"/>
+            <w:vAlign w:val="center"/>
+            <w:shd w:fill="FFFFFF"/>
+            <w:tcMar>
+              <w:top w:w="80" w:type="dxa"/>
+              <w:bottom w:w="80" w:type="dxa"/>
+              <w:left w:w="100" w:type="dxa"/>
+              <w:right w:w="100" w:type="dxa"/>
+            </w:tcMar>
+          </w:tcPr>
+          <w:p>
+            <w:pPr>
+              <w:spacing w:before="20" w:after="20" w:line="252" w:lineRule="auto"/>
+              <w:jc w:val="left"/>
+            </w:pPr>
+            <w:r>
+              <w:rPr>
+                <w:rFonts w:ascii="Calibri" w:hAnsi="Calibri"/>
+                <w:color w:val="262626"/>
+                <w:sz w:val="19"/>
+              </w:rPr>
+              <w:t>21</w:t>
+            </w:r>
+          </w:p>
+        </w:tc>
+        <w:tc>
+          <w:tcPr>
+            <w:tcW w:type="dxa" w:w="2257"/>
+            <w:vAlign w:val="center"/>
+            <w:shd w:fill="FFFFFF"/>
+            <w:tcMar>
+              <w:top w:w="80" w:type="dxa"/>
+              <w:bottom w:w="80" w:type="dxa"/>
+              <w:left w:w="100" w:type="dxa"/>
+              <w:right w:w="100" w:type="dxa"/>
+            </w:tcMar>
+          </w:tcPr>
+          <w:p>
+            <w:pPr>
+              <w:spacing w:before="20" w:after="20" w:line="252" w:lineRule="auto"/>
+              <w:jc w:val="left"/>
+            </w:pPr>
+            <w:r>
+              <w:rPr>
+                <w:rFonts w:ascii="Calibri" w:hAnsi="Calibri"/>
+                <w:color w:val="262626"/>
+                <w:sz w:val="19"/>
+              </w:rPr>
+              <w:t>BK-IS21</w:t>
+            </w:r>
+          </w:p>
+        </w:tc>
+        <w:tc>
+          <w:tcPr>
+            <w:tcW w:type="dxa" w:w="2257"/>
+            <w:vAlign w:val="center"/>
+            <w:shd w:fill="FFFFFF"/>
+            <w:tcMar>
+              <w:top w:w="80" w:type="dxa"/>
+              <w:bottom w:w="80" w:type="dxa"/>
+              <w:left w:w="100" w:type="dxa"/>
+              <w:right w:w="100" w:type="dxa"/>
+            </w:tcMar>
+          </w:tcPr>
+          <w:p>
+            <w:pPr>
+              <w:spacing w:before="20" w:after="20" w:line="252" w:lineRule="auto"/>
+              <w:jc w:val="left"/>
+            </w:pPr>
+            <w:r>
+              <w:rPr>
+                <w:rFonts w:ascii="Calibri" w:hAnsi="Calibri"/>
+                <w:color w:val="262626"/>
+                <w:sz w:val="19"/>
+              </w:rPr>
+              <w:t>Internship and Professional Practice</w:t>
+            </w:r>
+          </w:p>
+        </w:tc>
+        <w:tc>
+          <w:tcPr>
+            <w:tcW w:type="dxa" w:w="2257"/>
+            <w:vAlign w:val="center"/>
+            <w:shd w:fill="FFFFFF"/>
+            <w:tcMar>
+              <w:top w:w="80" w:type="dxa"/>
+              <w:bottom w:w="80" w:type="dxa"/>
+              <w:left w:w="100" w:type="dxa"/>
+              <w:right w:w="100" w:type="dxa"/>
+            </w:tcMar>
+          </w:tcPr>
+          <w:p>
+            <w:pPr>
+              <w:spacing w:before="20" w:after="20" w:line="252" w:lineRule="auto"/>
+              <w:jc w:val="left"/>
+            </w:pPr>
+            <w:r>
+              <w:rPr>
+                <w:rFonts w:ascii="Calibri" w:hAnsi="Calibri"/>
+                <w:color w:val="262626"/>
+                <w:sz w:val="19"/>
+              </w:rPr>
+              <w:t xml:space="preserve">— </w:t>
+            </w:r>
+            <w:r>
+              <w:rPr>
+                <w:rFonts w:ascii="Calibri" w:hAnsi="Calibri"/>
+                <w:i/>
+                <w:color w:val="262626"/>
+                <w:sz w:val="19"/>
+              </w:rPr>
+              <w:t>(membina `S1` &amp; `KU1`–`KU3`)</w:t>
+            </w:r>
+          </w:p>
+        </w:tc>
+      </w:tr>
     </w:tbl>
     <w:p>
       <w:pPr>
         <w:spacing w:after="120"/>
+      </w:pPr>
+    </w:p>
+    <w:tbl>
+      <w:tblPr>
+        <w:tblW w:type="auto" w:w="0"/>
+        <w:jc w:val="center"/>
+        <w:tblLayout w:type="fixed"/>
+        <w:tblLook w:firstColumn="1" w:firstRow="1" w:lastColumn="0" w:lastRow="0" w:noHBand="0" w:noVBand="1" w:val="04A0"/>
+      </w:tblPr>
+      <w:tblGrid>
+        <w:gridCol w:w="9029"/>
+      </w:tblGrid>
+      <w:tr>
+        <w:tc>
+          <w:tcPr>
+            <w:tcW w:type="dxa" w:w="9360"/>
+            <w:shd w:fill="EEF4FB"/>
+            <w:tcMar>
+              <w:top w:w="120" w:type="dxa"/>
+              <w:bottom w:w="120" w:type="dxa"/>
+              <w:left w:w="200" w:type="dxa"/>
+              <w:right w:w="150" w:type="dxa"/>
+            </w:tcMar>
+            <w:tcBorders>
+              <w:left w:val="single" w:sz="24" w:space="0" w:color="2E75B6"/>
+              <w:top w:val="none"/>
+              <w:bottom w:val="none"/>
+              <w:right w:val="none"/>
+            </w:tcBorders>
+          </w:tcPr>
+          <w:p>
+            <w:pPr>
+              <w:spacing w:before="40" w:after="40" w:line="276" w:lineRule="auto"/>
+            </w:pPr>
+            <w:r>
+              <w:rPr>
+                <w:rFonts w:ascii="Calibri" w:hAnsi="Calibri"/>
+                <w:i/>
+                <w:color w:val="1F3864"/>
+                <w:sz w:val="20"/>
+              </w:rPr>
+            </w:r>
+          </w:p>
+        </w:tc>
+      </w:tr>
+    </w:tbl>
+    <w:p>
+      <w:pPr>
+        <w:spacing w:after="80"/>
+      </w:pPr>
+    </w:p>
+    <w:tbl>
+      <w:tblPr>
+        <w:tblW w:type="auto" w:w="0"/>
+        <w:jc w:val="center"/>
+        <w:tblLayout w:type="fixed"/>
+        <w:tblLook w:firstColumn="1" w:firstRow="1" w:lastColumn="0" w:lastRow="0" w:noHBand="0" w:noVBand="1" w:val="04A0"/>
+      </w:tblPr>
+      <w:tblGrid>
+        <w:gridCol w:w="9029"/>
+      </w:tblGrid>
+      <w:tr>
+        <w:tc>
+          <w:tcPr>
+            <w:tcW w:type="dxa" w:w="9360"/>
+            <w:shd w:fill="EEF4FB"/>
+            <w:tcMar>
+              <w:top w:w="120" w:type="dxa"/>
+              <w:bottom w:w="120" w:type="dxa"/>
+              <w:left w:w="200" w:type="dxa"/>
+              <w:right w:w="150" w:type="dxa"/>
+            </w:tcMar>
+            <w:tcBorders>
+              <w:left w:val="single" w:sz="24" w:space="0" w:color="2E75B6"/>
+              <w:top w:val="none"/>
+              <w:bottom w:val="none"/>
+              <w:right w:val="none"/>
+            </w:tcBorders>
+          </w:tcPr>
+          <w:p>
+            <w:pPr>
+              <w:spacing w:before="40" w:after="40" w:line="276" w:lineRule="auto"/>
+            </w:pPr>
+            <w:r>
+              <w:rPr>
+                <w:rFonts w:ascii="Calibri" w:hAnsi="Calibri"/>
+                <w:i/>
+                <w:color w:val="1F3864"/>
+                <w:sz w:val="20"/>
+              </w:rPr>
+              <w:t>`BK-IS20` dan `BK-IS21` adalah BK kompetensi **utama** IS2020 yang wajib diadopsi. `BK-IS21` tidak membina CPL Keterampilan Khusus secara langsung karena sasarannya adalah ranah Sikap dan Keterampilan Umum — pemetaan lengkapnya terdapat pada Dokumen `003` §4 dan `009A`/`009B`.</w:t>
+            </w:r>
+          </w:p>
+        </w:tc>
+      </w:tr>
+    </w:tbl>
+    <w:p>
+      <w:pPr>
+        <w:spacing w:after="80"/>
       </w:pPr>
     </w:p>
     <w:p>
@@ -6343,7 +6677,7 @@
           <w:color w:val="2E75B6"/>
           <w:sz w:val="23"/>
         </w:rPr>
-        <w:t>3.2 BoK IT2017 (14 Bahan Kajian Utama)</w:t>
+        <w:t>3.2 BoK IT2017 (15 Bahan Kajian Utama)</w:t>
       </w:r>
     </w:p>
     <w:tbl>
@@ -8068,10 +8402,231 @@
           </w:p>
         </w:tc>
       </w:tr>
+      <w:tr>
+        <w:trPr>
+          <w:cantSplit/>
+        </w:trPr>
+        <w:tc>
+          <w:tcPr>
+            <w:tcW w:type="dxa" w:w="2257"/>
+            <w:vAlign w:val="center"/>
+            <w:shd w:fill="FFFFFF"/>
+            <w:tcMar>
+              <w:top w:w="80" w:type="dxa"/>
+              <w:bottom w:w="80" w:type="dxa"/>
+              <w:left w:w="100" w:type="dxa"/>
+              <w:right w:w="100" w:type="dxa"/>
+            </w:tcMar>
+          </w:tcPr>
+          <w:p>
+            <w:pPr>
+              <w:spacing w:before="20" w:after="20" w:line="252" w:lineRule="auto"/>
+              <w:jc w:val="left"/>
+            </w:pPr>
+            <w:r>
+              <w:rPr>
+                <w:rFonts w:ascii="Calibri" w:hAnsi="Calibri"/>
+                <w:color w:val="262626"/>
+                <w:sz w:val="19"/>
+              </w:rPr>
+              <w:t>15</w:t>
+            </w:r>
+          </w:p>
+        </w:tc>
+        <w:tc>
+          <w:tcPr>
+            <w:tcW w:type="dxa" w:w="2257"/>
+            <w:vAlign w:val="center"/>
+            <w:shd w:fill="FFFFFF"/>
+            <w:tcMar>
+              <w:top w:w="80" w:type="dxa"/>
+              <w:bottom w:w="80" w:type="dxa"/>
+              <w:left w:w="100" w:type="dxa"/>
+              <w:right w:w="100" w:type="dxa"/>
+            </w:tcMar>
+          </w:tcPr>
+          <w:p>
+            <w:pPr>
+              <w:spacing w:before="20" w:after="20" w:line="252" w:lineRule="auto"/>
+              <w:jc w:val="left"/>
+            </w:pPr>
+            <w:r>
+              <w:rPr>
+                <w:rFonts w:ascii="Calibri" w:hAnsi="Calibri"/>
+                <w:color w:val="262626"/>
+                <w:sz w:val="19"/>
+              </w:rPr>
+              <w:t>BK-IT15</w:t>
+            </w:r>
+          </w:p>
+        </w:tc>
+        <w:tc>
+          <w:tcPr>
+            <w:tcW w:type="dxa" w:w="2257"/>
+            <w:vAlign w:val="center"/>
+            <w:shd w:fill="FFFFFF"/>
+            <w:tcMar>
+              <w:top w:w="80" w:type="dxa"/>
+              <w:bottom w:w="80" w:type="dxa"/>
+              <w:left w:w="100" w:type="dxa"/>
+              <w:right w:w="100" w:type="dxa"/>
+            </w:tcMar>
+          </w:tcPr>
+          <w:p>
+            <w:pPr>
+              <w:spacing w:before="20" w:after="20" w:line="252" w:lineRule="auto"/>
+              <w:jc w:val="left"/>
+            </w:pPr>
+            <w:r>
+              <w:rPr>
+                <w:rFonts w:ascii="Calibri" w:hAnsi="Calibri"/>
+                <w:color w:val="262626"/>
+                <w:sz w:val="19"/>
+              </w:rPr>
+              <w:t>Global Professional Practice</w:t>
+            </w:r>
+          </w:p>
+        </w:tc>
+        <w:tc>
+          <w:tcPr>
+            <w:tcW w:type="dxa" w:w="2257"/>
+            <w:vAlign w:val="center"/>
+            <w:shd w:fill="FFFFFF"/>
+            <w:tcMar>
+              <w:top w:w="80" w:type="dxa"/>
+              <w:bottom w:w="80" w:type="dxa"/>
+              <w:left w:w="100" w:type="dxa"/>
+              <w:right w:w="100" w:type="dxa"/>
+            </w:tcMar>
+          </w:tcPr>
+          <w:p>
+            <w:pPr>
+              <w:spacing w:before="20" w:after="20" w:line="252" w:lineRule="auto"/>
+              <w:jc w:val="left"/>
+            </w:pPr>
+            <w:r>
+              <w:rPr>
+                <w:rFonts w:ascii="Calibri" w:hAnsi="Calibri"/>
+                <w:color w:val="262626"/>
+                <w:sz w:val="19"/>
+              </w:rPr>
+              <w:t xml:space="preserve">— </w:t>
+            </w:r>
+            <w:r>
+              <w:rPr>
+                <w:rFonts w:ascii="Calibri" w:hAnsi="Calibri"/>
+                <w:i/>
+                <w:color w:val="262626"/>
+                <w:sz w:val="19"/>
+              </w:rPr>
+              <w:t>(membina `S1` &amp; `KU1`–`KU3`)</w:t>
+            </w:r>
+          </w:p>
+        </w:tc>
+      </w:tr>
     </w:tbl>
     <w:p>
       <w:pPr>
         <w:spacing w:after="120"/>
+      </w:pPr>
+    </w:p>
+    <w:tbl>
+      <w:tblPr>
+        <w:tblW w:type="auto" w:w="0"/>
+        <w:jc w:val="center"/>
+        <w:tblLayout w:type="fixed"/>
+        <w:tblLook w:firstColumn="1" w:firstRow="1" w:lastColumn="0" w:lastRow="0" w:noHBand="0" w:noVBand="1" w:val="04A0"/>
+      </w:tblPr>
+      <w:tblGrid>
+        <w:gridCol w:w="9029"/>
+      </w:tblGrid>
+      <w:tr>
+        <w:tc>
+          <w:tcPr>
+            <w:tcW w:type="dxa" w:w="9360"/>
+            <w:shd w:fill="EEF4FB"/>
+            <w:tcMar>
+              <w:top w:w="120" w:type="dxa"/>
+              <w:bottom w:w="120" w:type="dxa"/>
+              <w:left w:w="200" w:type="dxa"/>
+              <w:right w:w="150" w:type="dxa"/>
+            </w:tcMar>
+            <w:tcBorders>
+              <w:left w:val="single" w:sz="24" w:space="0" w:color="2E75B6"/>
+              <w:top w:val="none"/>
+              <w:bottom w:val="none"/>
+              <w:right w:val="none"/>
+            </w:tcBorders>
+          </w:tcPr>
+          <w:p>
+            <w:pPr>
+              <w:spacing w:before="40" w:after="40" w:line="276" w:lineRule="auto"/>
+            </w:pPr>
+            <w:r>
+              <w:rPr>
+                <w:rFonts w:ascii="Calibri" w:hAnsi="Calibri"/>
+                <w:i/>
+                <w:color w:val="1F3864"/>
+                <w:sz w:val="20"/>
+              </w:rPr>
+            </w:r>
+          </w:p>
+        </w:tc>
+      </w:tr>
+    </w:tbl>
+    <w:p>
+      <w:pPr>
+        <w:spacing w:after="80"/>
+      </w:pPr>
+    </w:p>
+    <w:tbl>
+      <w:tblPr>
+        <w:tblW w:type="auto" w:w="0"/>
+        <w:jc w:val="center"/>
+        <w:tblLayout w:type="fixed"/>
+        <w:tblLook w:firstColumn="1" w:firstRow="1" w:lastColumn="0" w:lastRow="0" w:noHBand="0" w:noVBand="1" w:val="04A0"/>
+      </w:tblPr>
+      <w:tblGrid>
+        <w:gridCol w:w="9029"/>
+      </w:tblGrid>
+      <w:tr>
+        <w:tc>
+          <w:tcPr>
+            <w:tcW w:type="dxa" w:w="9360"/>
+            <w:shd w:fill="EEF4FB"/>
+            <w:tcMar>
+              <w:top w:w="120" w:type="dxa"/>
+              <w:bottom w:w="120" w:type="dxa"/>
+              <w:left w:w="200" w:type="dxa"/>
+              <w:right w:w="150" w:type="dxa"/>
+            </w:tcMar>
+            <w:tcBorders>
+              <w:left w:val="single" w:sz="24" w:space="0" w:color="2E75B6"/>
+              <w:top w:val="none"/>
+              <w:bottom w:val="none"/>
+              <w:right w:val="none"/>
+            </w:tcBorders>
+          </w:tcPr>
+          <w:p>
+            <w:pPr>
+              <w:spacing w:before="40" w:after="40" w:line="276" w:lineRule="auto"/>
+            </w:pPr>
+            <w:r>
+              <w:rPr>
+                <w:rFonts w:ascii="Calibri" w:hAnsi="Calibri"/>
+                <w:i/>
+                <w:color w:val="1F3864"/>
+                <w:sz w:val="20"/>
+              </w:rPr>
+              <w:t>`BK-IT15` adalah BK **penciri utama** IT2017 yang wajib diadopsi (`BK08 Praktek Profesional Global`). Sebagaimana `BK-IS21`, sasarannya adalah ranah Sikap dan Keterampilan Umum, bukan Keterampilan Khusus.</w:t>
+            </w:r>
+          </w:p>
+        </w:tc>
+      </w:tr>
+    </w:tbl>
+    <w:p>
+      <w:pPr>
+        <w:spacing w:after="80"/>
       </w:pPr>
     </w:p>
     <w:p>

--- a/KURIKULUM2026_REVISI/009D_CPL_KETERAMPILAN_KHUSUS_SISTEKIN.docx
+++ b/KURIKULUM2026_REVISI/009D_CPL_KETERAMPILAN_KHUSUS_SISTEKIN.docx
@@ -8863,7 +8863,7 @@
                 <w:color w:val="262626"/>
                 <w:sz w:val="19"/>
               </w:rPr>
-              <w:t>Laporan Analisis Kebutuhan Sistem Cerdas (STI-302 / STI-601).</w:t>
+              <w:t>Laporan Analisis Kebutuhan Sistem Cerdas (STI-307 / STI-624).</w:t>
             </w:r>
           </w:p>
         </w:tc>
@@ -8949,7 +8949,7 @@
                 <w:color w:val="262626"/>
                 <w:sz w:val="19"/>
               </w:rPr>
-              <w:t>Dokumen Desain Arsitektur AI (STA-01 / STA-05).</w:t>
+              <w:t>Dokumen Desain Arsitektur AI (STA-501 / STA-702).</w:t>
             </w:r>
           </w:p>
         </w:tc>
@@ -9035,7 +9035,7 @@
                 <w:color w:val="262626"/>
                 <w:sz w:val="19"/>
               </w:rPr>
-              <w:t>Repositori Kode Sumber dan Prototipe Aplikasi Cerdas (STI-601).</w:t>
+              <w:t>Repositori Kode Sumber dan Prototipe Aplikasi Cerdas (STI-624).</w:t>
             </w:r>
           </w:p>
         </w:tc>
@@ -9339,7 +9339,7 @@
                 <w:color w:val="262626"/>
                 <w:sz w:val="19"/>
               </w:rPr>
-              <w:t>Pipeline Data dengan Pandas/PySpark (STI-402 / STI-503).</w:t>
+              <w:t>Pipeline Data dengan Pandas/PySpark (STI-415 / STI-520).</w:t>
             </w:r>
           </w:p>
         </w:tc>
@@ -9425,7 +9425,7 @@
                 <w:color w:val="262626"/>
                 <w:sz w:val="19"/>
               </w:rPr>
-              <w:t>Model ML terlatih dengan evaluasi Confusion Matrix / F1-Score (STI-401 / STI-501).</w:t>
+              <w:t>Model ML terlatih dengan evaluasi Confusion Matrix / F1-Score (STI-413 / STI-626).</w:t>
             </w:r>
           </w:p>
         </w:tc>
@@ -9511,7 +9511,7 @@
                 <w:color w:val="262626"/>
                 <w:sz w:val="19"/>
               </w:rPr>
-              <w:t>Dashboard BI interaktif di Tableau / Power BI / Streamlit (STI-402 / STI-503).</w:t>
+              <w:t>Dashboard BI interaktif di Tableau / Power BI / Streamlit (STI-415 / STI-520).</w:t>
             </w:r>
           </w:p>
         </w:tc>
@@ -9614,7 +9614,7 @@
                 <w:color w:val="262626"/>
                 <w:sz w:val="19"/>
               </w:rPr>
-              <w:t>Pipeline CI/CD MLOps menggunakan MLflow / Docker (STA-04).</w:t>
+              <w:t>Pipeline CI/CD MLOps menggunakan MLflow / Docker (STA-701).</w:t>
             </w:r>
           </w:p>
         </w:tc>
@@ -9832,7 +9832,7 @@
                 <w:color w:val="262626"/>
                 <w:sz w:val="19"/>
               </w:rPr>
-              <w:t>Topologi Cloud dan Konfigurasi Layanan IaaS/PaaS (STI-404 / STB-02).</w:t>
+              <w:t>Topologi Cloud dan Konfigurasi Layanan IaaS/PaaS (STI-417 / STB-601).</w:t>
             </w:r>
           </w:p>
         </w:tc>
@@ -9918,7 +9918,7 @@
                 <w:color w:val="262626"/>
                 <w:sz w:val="19"/>
               </w:rPr>
-              <w:t>Purwarupa Perangkat Keras ESP32 + Dashboard Telemetri (STI-504).</w:t>
+              <w:t>Purwarupa Perangkat Keras ESP32 + Dashboard Telemetri (STI-521).</w:t>
             </w:r>
           </w:p>
         </w:tc>
@@ -10004,7 +10004,7 @@
                 <w:color w:val="262626"/>
                 <w:sz w:val="19"/>
               </w:rPr>
-              <w:t>Pipeline CI/CD GitHub Actions &amp; Skrip IaC (STB-02).</w:t>
+              <w:t>Pipeline CI/CD GitHub Actions &amp; Skrip IaC (STB-601).</w:t>
             </w:r>
           </w:p>
         </w:tc>
@@ -10090,7 +10090,7 @@
                 <w:color w:val="262626"/>
                 <w:sz w:val="19"/>
               </w:rPr>
-              <w:t>Laporan Konfigurasi Keamanan Jaringan (STI-603 / STB-01).</w:t>
+              <w:t>Laporan Konfigurasi Keamanan Jaringan (STI-626 / STB-501).</w:t>
             </w:r>
           </w:p>
         </w:tc>
@@ -10308,7 +10308,7 @@
                 <w:color w:val="262626"/>
                 <w:sz w:val="19"/>
               </w:rPr>
-              <w:t>Dokumen Desain Tata Kelola TI Organisasi (STB-04 / STB-05).</w:t>
+              <w:t>Dokumen Desain Tata Kelola TI Organisasi (STB-701 / STB-702).</w:t>
             </w:r>
           </w:p>
         </w:tc>
@@ -10394,7 +10394,7 @@
                 <w:color w:val="262626"/>
                 <w:sz w:val="19"/>
               </w:rPr>
-              <w:t>Laporan Hasil Audit Keamanan &amp; Uji Penetrasi (STI-603 / STB-01).</w:t>
+              <w:t>Laporan Hasil Audit Keamanan &amp; Uji Penetrasi (STI-626 / STB-501).</w:t>
             </w:r>
           </w:p>
         </w:tc>
@@ -10497,7 +10497,7 @@
                 <w:color w:val="262626"/>
                 <w:sz w:val="19"/>
               </w:rPr>
-              <w:t>Dokumen Manajemen Risiko &amp; Rencana Keberlangsungan Bisnis (STB-03).</w:t>
+              <w:t>Dokumen Manajemen Risiko &amp; Rencana Keberlangsungan Bisnis (STB-602).</w:t>
             </w:r>
           </w:p>
         </w:tc>
@@ -10583,7 +10583,7 @@
                 <w:color w:val="262626"/>
                 <w:sz w:val="19"/>
               </w:rPr>
-              <w:t>Laporan Evaluasi Enterprise Architecture TOGAF (STB-06).</w:t>
+              <w:t>Laporan Evaluasi Enterprise Architecture TOGAF (STB-703).</w:t>
             </w:r>
           </w:p>
         </w:tc>
@@ -10852,7 +10852,7 @@
                 <w:color w:val="262626"/>
                 <w:sz w:val="19"/>
               </w:rPr>
-              <w:t xml:space="preserve"> (STI-303 / STC-01).</w:t>
+              <w:t xml:space="preserve"> (STI-308 / STC-501).</w:t>
             </w:r>
           </w:p>
         </w:tc>
@@ -10989,7 +10989,7 @@
                 <w:color w:val="262626"/>
                 <w:sz w:val="19"/>
               </w:rPr>
-              <w:t xml:space="preserve"> &amp; Variabel (STI-303).</w:t>
+              <w:t xml:space="preserve"> &amp; Variabel (STI-308).</w:t>
             </w:r>
           </w:p>
         </w:tc>
@@ -11075,7 +11075,7 @@
                 <w:color w:val="262626"/>
                 <w:sz w:val="19"/>
               </w:rPr>
-              <w:t>Aplikasi Full-Stack Web di React/Vue/NodeJS/Go (STI-306 / STI-407 / STI-604).</w:t>
+              <w:t>Aplikasi Full-Stack Web di React/Vue/NodeJS/Go (STI-311 / STI-416 / STI-627).</w:t>
             </w:r>
           </w:p>
         </w:tc>
@@ -11161,7 +11161,7 @@
                 <w:color w:val="262626"/>
                 <w:sz w:val="19"/>
               </w:rPr>
-              <w:t>Aplikasi Mobile Flutter/React Native &amp; Arsitektur SaaS (STI-505 / STC-05).</w:t>
+              <w:t>Aplikasi Mobile Flutter/React Native &amp; Arsitektur SaaS (STI-522 / STC-702).</w:t>
             </w:r>
           </w:p>
         </w:tc>
@@ -11413,7 +11413,7 @@
                 <w:color w:val="262626"/>
                 <w:sz w:val="19"/>
               </w:rPr>
-              <w:t xml:space="preserve"> &amp; Riset Validasi Pasar (STI-701 / MKU-204).</w:t>
+              <w:t xml:space="preserve"> &amp; Riset Validasi Pasar (STI-728 / MKU-204).</w:t>
             </w:r>
           </w:p>
         </w:tc>
@@ -11516,7 +11516,7 @@
                 <w:color w:val="262626"/>
                 <w:sz w:val="19"/>
               </w:rPr>
-              <w:t>Rilis MVP Digital yang teruji kepada pengguna awal (STI-701).</w:t>
+              <w:t>Rilis MVP Digital yang teruji kepada pengguna awal (STI-728).</w:t>
             </w:r>
           </w:p>
         </w:tc>
@@ -11653,7 +11653,7 @@
                 <w:color w:val="262626"/>
                 <w:sz w:val="19"/>
               </w:rPr>
-              <w:t xml:space="preserve"> di Jira/Trello (STI-506).</w:t>
+              <w:t xml:space="preserve"> di Jira/Trello (STI-523).</w:t>
             </w:r>
           </w:p>
         </w:tc>
@@ -11790,7 +11790,7 @@
                 <w:color w:val="262626"/>
                 <w:sz w:val="19"/>
               </w:rPr>
-              <w:t xml:space="preserve"> (STI-701 / STC-06).</w:t>
+              <w:t xml:space="preserve"> (STI-728 / STC-703).</w:t>
             </w:r>
           </w:p>
         </w:tc>
